--- a/VODIC-SR.docx
+++ b/VODIC-SR.docx
@@ -217,7 +217,7 @@
           <w:sz w:val="20"/>
           <w:szCs w:val="20"/>
         </w:rPr>
-        <w:t xml:space="preserve">sudo apt install ./pse-riemann_0.3.0~rc1_amd64.deb</w:t>
+        <w:t xml:space="preserve">sudo apt install ./pse-riemann_0.3.0~rc2_amd64.deb</w:t>
       </w:r>
     </w:p>
     <w:p>
@@ -819,7 +819,7 @@
         <w:t xml:space="preserve">Misije</w:t>
       </w:r>
       <w:r>
-        <w:t xml:space="preserve"> — stojeća istraživačka pitanja. Za svaku: pitanje, stanje, front (najniže B), cilj, dnevnik koraka (stanje → akcija → ishod). Dugmad:</w:t>
+        <w:t xml:space="preserve"> — radni prostor misija:</w:t>
       </w:r>
     </w:p>
     <w:p>
@@ -833,13 +833,23 @@
       </w:pPr>
       <w:r>
         <w:rPr>
+          <w:b/>
+          <w:bCs/>
+        </w:rPr>
+        <w:t xml:space="preserve">lijevo</w:t>
+      </w:r>
+      <w:r>
+        <w:t xml:space="preserve"> su misije kao kartice (naslov, kratko stanje, front, broj radova, koliko stavki čeka tebe) i </w:t>
+      </w:r>
+      <w:r>
+        <w:rPr>
           <w:i/>
           <w:iCs/>
         </w:rPr>
-        <w:t xml:space="preserve">Nova misija…</w:t>
-      </w:r>
-      <w:r>
-        <w:t xml:space="preserve"> — naslov + pitanje; misija počinje kao „otvorena“;</w:t>
+        <w:t xml:space="preserve">+ Nova misija</w:t>
+      </w:r>
+      <w:r>
+        <w:t xml:space="preserve">; ▶ = aktivna, ⏸ = ostavljena za kasnije;</w:t>
       </w:r>
     </w:p>
     <w:p>
@@ -853,13 +863,13 @@
       </w:pPr>
       <w:r>
         <w:rPr>
-          <w:i/>
-          <w:iCs/>
-        </w:rPr>
-        <w:t xml:space="preserve">Razgovaraj o misiji</w:t>
-      </w:r>
-      <w:r>
-        <w:t xml:space="preserve"> — razgovor sa agentom misije (§6);</w:t>
+          <w:b/>
+          <w:bCs/>
+        </w:rPr>
+        <w:t xml:space="preserve">klik na misiju</w:t>
+      </w:r>
+      <w:r>
+        <w:t xml:space="preserve"> otvara njen radni prostor i odmah pokreće agenta misije (§6);</w:t>
       </w:r>
     </w:p>
     <w:p>
@@ -873,10 +883,40 @@
       </w:pPr>
       <w:r>
         <w:rPr>
+          <w:b/>
+          <w:bCs/>
+        </w:rPr>
+        <w:t xml:space="preserve">desno gore:</w:t>
+      </w:r>
+      <w:r>
+        <w:t xml:space="preserve"> detalji izabrane misije (pitanje, stanje, cilj, front, zadnji koraci) i tvoja bilješka </w:t>
+      </w:r>
+      <w:r>
+        <w:rPr>
+          <w:b/>
+          <w:bCs/>
+        </w:rPr>
+        <w:t xml:space="preserve">„Gdje si stao“</w:t>
+      </w:r>
+      <w:r>
+        <w:t xml:space="preserve">, a pored njih </w:t>
+      </w:r>
+      <w:r>
+        <w:rPr>
+          <w:b/>
+          <w:bCs/>
+        </w:rPr>
+        <w:t xml:space="preserve">pamćenje misije</w:t>
+      </w:r>
+      <w:r>
+        <w:t xml:space="preserve"> (§6); dugmad </w:t>
+      </w:r>
+      <w:r>
+        <w:rPr>
           <w:i/>
           <w:iCs/>
         </w:rPr>
-        <w:t xml:space="preserve">Pređi na izabranu</w:t>
+        <w:t xml:space="preserve">Aktiviraj</w:t>
       </w:r>
       <w:r>
         <w:t xml:space="preserve">, </w:t>
@@ -886,30 +926,30 @@
           <w:i/>
           <w:iCs/>
         </w:rPr>
-        <w:t xml:space="preserve">Sljedeća misija ⟳</w:t>
-      </w:r>
-      <w:r>
-        <w:t xml:space="preserve">, </w:t>
+        <w:t xml:space="preserve">Ostavi za kasnije…</w:t>
+      </w:r>
+      <w:r>
+        <w:t xml:space="preserve"> (bilješka „gdje si stao“ + automatski snimak stanja), </w:t>
       </w:r>
       <w:r>
         <w:rPr>
           <w:i/>
           <w:iCs/>
         </w:rPr>
-        <w:t xml:space="preserve">Ostavi za kasnije…</w:t>
-      </w:r>
-      <w:r>
-        <w:t xml:space="preserve"> (bilješka „gdje si stao“ + automatski snimak stanja), </w:t>
+        <w:t xml:space="preserve">Zatvori misiju…</w:t>
+      </w:r>
+      <w:r>
+        <w:t xml:space="preserve"> (agent misije umire, sve iz njega ide u SHARED_LIB) i </w:t>
       </w:r>
       <w:r>
         <w:rPr>
           <w:i/>
           <w:iCs/>
         </w:rPr>
-        <w:t xml:space="preserve">Dok čeka</w:t>
-      </w:r>
-      <w:r>
-        <w:t xml:space="preserve"> (potpuno zamrznuta ili tiho skuplja);</w:t>
+        <w:t xml:space="preserve">Cilj i pozadina ▾</w:t>
+      </w:r>
+      <w:r>
+        <w:t xml:space="preserve"> (cilj mijenjaš samo ti; „dok čeka“: potpuno zamrznuta ili tiho skuplja);</w:t>
       </w:r>
     </w:p>
     <w:p>
@@ -923,13 +963,13 @@
       </w:pPr>
       <w:r>
         <w:rPr>
-          <w:i/>
-          <w:iCs/>
-        </w:rPr>
-        <w:t xml:space="preserve">Cilj misije</w:t>
-      </w:r>
-      <w:r>
-        <w:t xml:space="preserve"> — mijenjaš samo ti; aplikacija može samo predložiti;</w:t>
+          <w:b/>
+          <w:bCs/>
+        </w:rPr>
+        <w:t xml:space="preserve">desno dolje:</w:t>
+      </w:r>
+      <w:r>
+        <w:t xml:space="preserve"> traka radova i razgovor sa agentom; granicu između gornjeg i donjeg dijela vučeš mišem;</w:t>
       </w:r>
     </w:p>
     <w:p>
@@ -943,30 +983,30 @@
       </w:pPr>
       <w:r>
         <w:rPr>
+          <w:b/>
+          <w:bCs/>
+        </w:rPr>
+        <w:t xml:space="preserve">gore u tabu</w:t>
+      </w:r>
+      <w:r>
+        <w:t xml:space="preserve"> je ono što važi za sve misije: </w:t>
+      </w:r>
+      <w:r>
+        <w:rPr>
           <w:i/>
           <w:iCs/>
         </w:rPr>
-        <w:t xml:space="preserve">Zatvori misiju…</w:t>
-      </w:r>
-      <w:r>
-        <w:t xml:space="preserve"> — agent misije umire, sve iz njega ide u SHARED_LIB;</w:t>
-      </w:r>
-    </w:p>
-    <w:p>
-      <w:pPr>
-        <w:pStyle w:val="ListParagraph"/>
-        <w:numPr>
-          <w:ilvl w:val="0"/>
-          <w:numId w:val="2"/>
-        </w:numPr>
-        <w:spacing w:after="60"/>
-      </w:pPr>
+        <w:t xml:space="preserve">Provjeri arXiv sada</w:t>
+      </w:r>
+      <w:r>
+        <w:t xml:space="preserve">, </w:t>
+      </w:r>
       <w:r>
         <w:rPr>
           <w:i/>
           <w:iCs/>
         </w:rPr>
-        <w:t xml:space="preserve">Provjeri arXiv sada</w:t>
+        <w:t xml:space="preserve">Adversarijalni mod…</w:t>
       </w:r>
       <w:r>
         <w:t xml:space="preserve">, </w:t>
@@ -976,7 +1016,7 @@
           <w:i/>
           <w:iCs/>
         </w:rPr>
-        <w:t xml:space="preserve">Izvezi izvještaj misije</w:t>
+        <w:t xml:space="preserve">Radni tekst…</w:t>
       </w:r>
       <w:r>
         <w:t xml:space="preserve">, </w:t>
@@ -986,17 +1026,7 @@
           <w:i/>
           <w:iCs/>
         </w:rPr>
-        <w:t xml:space="preserve">Adversarijalni mod…</w:t>
-      </w:r>
-      <w:r>
-        <w:t xml:space="preserve">, </w:t>
-      </w:r>
-      <w:r>
-        <w:rPr>
-          <w:i/>
-          <w:iCs/>
-        </w:rPr>
-        <w:t xml:space="preserve">Radni tekst…</w:t>
+        <w:t xml:space="preserve">Izvezi izvještaj misije</w:t>
       </w:r>
       <w:r>
         <w:t xml:space="preserve">.</w:t>
@@ -1666,7 +1696,7 @@
         <w:pStyle w:val="Heading1"/>
       </w:pPr>
       <w:r>
-        <w:t xml:space="preserve">6. Razgovor o misiji (agent misije)</w:t>
+        <w:t xml:space="preserve">6. Razgovor o misiji (agent misije) i pamćenje misije</w:t>
       </w:r>
     </w:p>
     <w:p>
@@ -1675,17 +1705,95 @@
         <w:ind w:left="0"/>
       </w:pPr>
       <w:r>
-        <w:t xml:space="preserve">U tabu Misije: </w:t>
+        <w:rPr>
+          <w:b/>
+          <w:bCs/>
+        </w:rPr>
+        <w:t xml:space="preserve">Klik na misiju</w:t>
+      </w:r>
+      <w:r>
+        <w:t xml:space="preserve"> u tabu Misije pokreće agenta misije: on pročita stanje misije, </w:t>
+      </w:r>
+      <w:r>
+        <w:rPr>
+          <w:b/>
+          <w:bCs/>
+        </w:rPr>
+        <w:t xml:space="preserve">pamćenje prošle sesije</w:t>
+      </w:r>
+      <w:r>
+        <w:t xml:space="preserve">, tvoju bilješku „gdje si stao“ i radove, napiše prvu poruku (šta vidi, gdje ste stali, najviše 3 pitanja) i čeka tebe. Prvi poziv modela košta.</w:t>
+      </w:r>
+    </w:p>
+    <w:p>
+      <w:pPr>
+        <w:spacing w:after="100"/>
+        <w:ind w:left="0"/>
+      </w:pPr>
+      <w:r>
+        <w:rPr>
+          <w:b/>
+          <w:bCs/>
+        </w:rPr>
+        <w:t xml:space="preserve">Koje radove čita:</w:t>
+      </w:r>
+      <w:r>
+        <w:t xml:space="preserve"> prvi put sve radove misije (sažetke). Posle toga radove koje si izabrao prošli put i radove koji su stigli od tada — oni su u traci označeni </w:t>
+      </w:r>
+      <w:r>
+        <w:rPr>
+          <w:b/>
+          <w:bCs/>
+        </w:rPr>
+        <w:t xml:space="preserve">🆕 novo</w:t>
+      </w:r>
+      <w:r>
+        <w:t xml:space="preserve">. Traka </w:t>
       </w:r>
       <w:r>
         <w:rPr>
           <w:i/>
           <w:iCs/>
         </w:rPr>
-        <w:t xml:space="preserve">Razgovaraj o misiji</w:t>
-      </w:r>
-      <w:r>
-        <w:t xml:space="preserve"> →</w:t>
+        <w:t xml:space="preserve">„N od M radova izabrano ▾“</w:t>
+      </w:r>
+      <w:r>
+        <w:t xml:space="preserve"> se rasklapa; štikliraj ili odštikliraj, a agent novi izbor čita od sljedećeg poteza.</w:t>
+      </w:r>
+    </w:p>
+    <w:p>
+      <w:pPr>
+        <w:spacing w:after="100"/>
+        <w:ind w:left="0"/>
+      </w:pPr>
+      <w:r>
+        <w:rPr>
+          <w:b/>
+          <w:bCs/>
+        </w:rPr>
+        <w:t xml:space="preserve">Zadaj da čita…</w:t>
+      </w:r>
+      <w:r>
+        <w:t xml:space="preserve"> — daš agentu još štiva: rad iz liste, </w:t>
+      </w:r>
+      <w:r>
+        <w:rPr>
+          <w:b/>
+          <w:bCs/>
+        </w:rPr>
+        <w:t xml:space="preserve">puni tekst arXiv rada</w:t>
+      </w:r>
+      <w:r>
+        <w:t xml:space="preserve"> (samo arXiv, samo na tvoj zahtjev), karticu, izvještaj ili svoju bilješku.</w:t>
+      </w:r>
+    </w:p>
+    <w:p>
+      <w:pPr>
+        <w:spacing w:after="100"/>
+        <w:ind w:left="0"/>
+      </w:pPr>
+      <w:r>
+        <w:t xml:space="preserve">U razgovoru:</w:t>
       </w:r>
     </w:p>
     <w:p>
@@ -1705,17 +1813,17 @@
         <w:t xml:space="preserve">1.	</w:t>
       </w:r>
       <w:r>
-        <w:t xml:space="preserve">izaberi radove misije (jedan, više ili sve — </w:t>
+        <w:t xml:space="preserve">pišeš i </w:t>
       </w:r>
       <w:r>
         <w:rPr>
           <w:i/>
           <w:iCs/>
         </w:rPr>
-        <w:t xml:space="preserve">Označi sve</w:t>
-      </w:r>
-      <w:r>
-        <w:t xml:space="preserve">);</w:t>
+        <w:t xml:space="preserve">Pošalji</w:t>
+      </w:r>
+      <w:r>
+        <w:t xml:space="preserve">; agent odgovara uz izvor ([ref] rada ili korak misije), najviše 3 pitanja po odgovoru;</w:t>
       </w:r>
     </w:p>
     <w:p>
@@ -1736,13 +1844,13 @@
       </w:r>
       <w:r>
         <w:rPr>
-          <w:i/>
-          <w:iCs/>
-        </w:rPr>
-        <w:t xml:space="preserve">Počni razgovor</w:t>
-      </w:r>
-      <w:r>
-        <w:t xml:space="preserve"> — agent pročita sažetke i stanje misije, kaže šta vidi i pita te (najviše 3 pitanja po odgovoru);</w:t>
+          <w:b/>
+          <w:bCs/>
+        </w:rPr>
+        <w:t xml:space="preserve">skeptik napada svaki odgovor koji sadrži tvrdnju</w:t>
+      </w:r>
+      <w:r>
+        <w:t xml:space="preserve"> (broj, „važi“, „slijedi“);</w:t>
       </w:r>
     </w:p>
     <w:p>
@@ -1760,63 +1868,6 @@
           <w:color w:val="B07A1E"/>
         </w:rPr>
         <w:t xml:space="preserve">3.	</w:t>
-      </w:r>
-      <w:r>
-        <w:t xml:space="preserve">razgovarate u oba smjera; </w:t>
-      </w:r>
-      <w:r>
-        <w:rPr>
-          <w:b/>
-          <w:bCs/>
-        </w:rPr>
-        <w:t xml:space="preserve">skeptik napada svaki odgovor koji sadrži tvrdnju</w:t>
-      </w:r>
-      <w:r>
-        <w:t xml:space="preserve"> (broj, „važi“, „slijedi“);</w:t>
-      </w:r>
-    </w:p>
-    <w:p>
-      <w:pPr>
-        <w:tabs>
-          <w:tab w:val="left" w:pos="460"/>
-        </w:tabs>
-        <w:spacing w:after="80"/>
-        <w:ind w:left="460" w:hanging="460"/>
-      </w:pPr>
-      <w:r>
-        <w:rPr>
-          <w:b/>
-          <w:bCs/>
-          <w:color w:val="B07A1E"/>
-        </w:rPr>
-        <w:t xml:space="preserve">4.	</w:t>
-      </w:r>
-      <w:r>
-        <w:rPr>
-          <w:i/>
-          <w:iCs/>
-        </w:rPr>
-        <w:t xml:space="preserve">Puni tekst (arXiv)…</w:t>
-      </w:r>
-      <w:r>
-        <w:t xml:space="preserve"> — puni tekst samo za arXiv radove i samo na tvoj zahtjev; za ostale agent čita sažetak i to kaže;</w:t>
-      </w:r>
-    </w:p>
-    <w:p>
-      <w:pPr>
-        <w:tabs>
-          <w:tab w:val="left" w:pos="460"/>
-        </w:tabs>
-        <w:spacing w:after="80"/>
-        <w:ind w:left="460" w:hanging="460"/>
-      </w:pPr>
-      <w:r>
-        <w:rPr>
-          <w:b/>
-          <w:bCs/>
-          <w:color w:val="B07A1E"/>
-        </w:rPr>
-        <w:t xml:space="preserve">5.	</w:t>
       </w:r>
       <w:r>
         <w:rPr>
@@ -1898,7 +1949,7 @@
           <w:sz w:val="18"/>
           <w:szCs w:val="18"/>
         </w:rPr>
-        <w:t xml:space="preserve">Razgovor o misiji</w:t>
+        <w:t xml:space="preserve">Radni prostor misije: kartice lijevo, detalji i pamćenje gore, razgovor dolje</w:t>
       </w:r>
     </w:p>
     <w:p>
@@ -1907,43 +1958,24 @@
         <w:ind w:left="0"/>
       </w:pPr>
       <w:r>
-        <w:t xml:space="preserve">Razgovor se čuva u rezultatima (</w:t>
-      </w:r>
-      <w:r>
-        <w:rPr>
-          <w:rFonts w:ascii="Consolas" w:cs="Consolas" w:eastAsia="Consolas" w:hAnsi="Consolas"/>
-          <w:color w:val="6B4A12"/>
-        </w:rPr>
-        <w:t xml:space="preserve">razgovori-o-misiji/</w:t>
-      </w:r>
-      <w:r>
-        <w:t xml:space="preserve">, oznaka NAŠE-NERECENZIRANO) i pojavljuje se u „Gdje si stao“. Svaka misija ima svog agenta (PSE jedinica otvorenog vijeka); zatvaranje misije ga gasi. </w:t>
-      </w:r>
-      <w:r>
-        <w:rPr>
-          <w:b/>
-          <w:bCs/>
-        </w:rPr>
-        <w:t xml:space="preserve">Bez AI-ja agent misije ne radi</w:t>
-      </w:r>
-      <w:r>
-        <w:t xml:space="preserve"> i to jasno kaže.</w:t>
-      </w:r>
-    </w:p>
-    <w:p>
-      <w:pPr>
-        <w:pBdr>
-          <w:bottom w:val="single" w:color="B07A1E" w:sz="6" w:space="1"/>
-        </w:pBdr>
-        <w:spacing w:after="160"/>
-      </w:pPr>
-    </w:p>
-    <w:p>
-      <w:pPr>
-        <w:pStyle w:val="Heading1"/>
-      </w:pPr>
-      <w:r>
-        <w:t xml:space="preserve">7. Chat i glas SHARED_LIB-a</w:t>
+        <w:rPr>
+          <w:b/>
+          <w:bCs/>
+        </w:rPr>
+        <w:t xml:space="preserve">Pamćenje misije.</w:t>
+      </w:r>
+      <w:r>
+        <w:t xml:space="preserve"> U sljedeću sesiju se ne prenosi stari razgovor, nego </w:t>
+      </w:r>
+      <w:r>
+        <w:rPr>
+          <w:b/>
+          <w:bCs/>
+        </w:rPr>
+        <w:t xml:space="preserve">samo bitno</w:t>
+      </w:r>
+      <w:r>
+        <w:t xml:space="preserve">: šta je odlučeno ili dogovoreno, šta je utvrđeno (uvijek sa izvorom), otvorena pitanja i dogovoreni sljedeći korak.</w:t>
       </w:r>
     </w:p>
     <w:p>
@@ -1956,44 +1988,93 @@
         <w:spacing w:after="60"/>
       </w:pPr>
       <w:r>
-        <w:rPr>
-          <w:b/>
-          <w:bCs/>
-        </w:rPr>
-        <w:t xml:space="preserve">„SHARED_LIB (činjenice)“</w:t>
-      </w:r>
-      <w:r>
-        <w:t xml:space="preserve"> (podrazumijevano): tvoje pitanje → </w:t>
-      </w:r>
-      <w:r>
-        <w:rPr>
-          <w:b/>
-          <w:bCs/>
-        </w:rPr>
-        <w:t xml:space="preserve">jedan read-only SELECT</w:t>
-      </w:r>
-      <w:r>
-        <w:t xml:space="preserve"> nad bibliotekom → odgovor rečenicama, kao kolega na poslu, sa citatima </w:t>
-      </w:r>
-      <w:r>
-        <w:rPr>
-          <w:rFonts w:ascii="Consolas" w:cs="Consolas" w:eastAsia="Consolas" w:hAnsi="Consolas"/>
-          <w:color w:val="6B4A12"/>
-        </w:rPr>
-        <w:t xml:space="preserve">[id]</w:t>
-      </w:r>
-      <w:r>
-        <w:t xml:space="preserve">. Ispod je </w:t>
-      </w:r>
-      <w:r>
-        <w:rPr>
-          <w:b/>
-          <w:bCs/>
-        </w:rPr>
-        <w:t xml:space="preserve">▸ prikaži odakle</w:t>
-      </w:r>
-      <w:r>
-        <w:t xml:space="preserve"> — tačan SQL i redovi. Kad podatka nema: „Toga nema u biblioteci (UNKNOWN)“, nikad nagađanje. Možeš upisati i SQL direktno. Bez modela radi za poznata pitanja (misije, metode, kartice, lab, čeka) šablonskim rečenicama.</w:t>
+        <w:t xml:space="preserve">Agent </w:t>
+      </w:r>
+      <w:r>
+        <w:rPr>
+          <w:b/>
+          <w:bCs/>
+        </w:rPr>
+        <w:t xml:space="preserve">predlaže</w:t>
+      </w:r>
+      <w:r>
+        <w:t xml:space="preserve"> pamćenje na kraju sesije: kad klikneš </w:t>
+      </w:r>
+      <w:r>
+        <w:rPr>
+          <w:i/>
+          <w:iCs/>
+        </w:rPr>
+        <w:t xml:space="preserve">Završi razgovor</w:t>
+      </w:r>
+      <w:r>
+        <w:t xml:space="preserve">, kad pređeš na drugu misiju ili kad zatvoriš aplikaciju.</w:t>
+      </w:r>
+    </w:p>
+    <w:p>
+      <w:pPr>
+        <w:pStyle w:val="ListParagraph"/>
+        <w:numPr>
+          <w:ilvl w:val="0"/>
+          <w:numId w:val="2"/>
+        </w:numPr>
+        <w:spacing w:after="60"/>
+      </w:pPr>
+      <w:r>
+        <w:t xml:space="preserve">Prijedlog se odmah čuva, označen </w:t>
+      </w:r>
+      <w:r>
+        <w:rPr>
+          <w:b/>
+          <w:bCs/>
+        </w:rPr>
+        <w:t xml:space="preserve">„nepregledano“</w:t>
+      </w:r>
+      <w:r>
+        <w:t xml:space="preserve">, pa ostaje i ako ništa ne odlučiš.</w:t>
+      </w:r>
+    </w:p>
+    <w:p>
+      <w:pPr>
+        <w:pStyle w:val="ListParagraph"/>
+        <w:numPr>
+          <w:ilvl w:val="0"/>
+          <w:numId w:val="2"/>
+        </w:numPr>
+        <w:spacing w:after="60"/>
+      </w:pPr>
+      <w:r>
+        <w:t xml:space="preserve">Ti ga pregledaš gore desno: štikliraj šta ostaje, dvoklikom ispravi tekst, </w:t>
+      </w:r>
+      <w:r>
+        <w:rPr>
+          <w:i/>
+          <w:iCs/>
+        </w:rPr>
+        <w:t xml:space="preserve">Dodaj</w:t>
+      </w:r>
+      <w:r>
+        <w:t xml:space="preserve"> ili </w:t>
+      </w:r>
+      <w:r>
+        <w:rPr>
+          <w:i/>
+          <w:iCs/>
+        </w:rPr>
+        <w:t xml:space="preserve">Obriši</w:t>
+      </w:r>
+      <w:r>
+        <w:t xml:space="preserve"> stavku, pa </w:t>
+      </w:r>
+      <w:r>
+        <w:rPr>
+          <w:b/>
+          <w:bCs/>
+        </w:rPr>
+        <w:t xml:space="preserve">Sačuvaj pamćenje</w:t>
+      </w:r>
+      <w:r>
+        <w:t xml:space="preserve">.</w:t>
       </w:r>
     </w:p>
     <w:p>
@@ -2055,7 +2136,52 @@
           <w:sz w:val="18"/>
           <w:szCs w:val="18"/>
         </w:rPr>
-        <w:t xml:space="preserve">Glas SHARED_LIB-a: rečenice, a ispod „prikaži odakle“</w:t>
+        <w:t xml:space="preserve">Pamćenje misije: prijedlog agenta, pregledaš i sačuvaš</w:t>
+      </w:r>
+    </w:p>
+    <w:p>
+      <w:pPr>
+        <w:spacing w:after="100"/>
+        <w:ind w:left="0"/>
+      </w:pPr>
+      <w:r>
+        <w:t xml:space="preserve">Cijeli razgovor se i dalje čuva u rezultatima (</w:t>
+      </w:r>
+      <w:r>
+        <w:rPr>
+          <w:rFonts w:ascii="Consolas" w:cs="Consolas" w:eastAsia="Consolas" w:hAnsi="Consolas"/>
+          <w:color w:val="6B4A12"/>
+        </w:rPr>
+        <w:t xml:space="preserve">razgovori-o-misiji/</w:t>
+      </w:r>
+      <w:r>
+        <w:t xml:space="preserve">, oznaka NAŠE-NERECENZIRANO), ali ga agent više ne čita. Svaka misija ima svog agenta (PSE jedinica otvorenog vijeka), a zatvaranje misije ga gasi. </w:t>
+      </w:r>
+      <w:r>
+        <w:rPr>
+          <w:b/>
+          <w:bCs/>
+        </w:rPr>
+        <w:t xml:space="preserve">Bez AI-ja agent misije ne radi</w:t>
+      </w:r>
+      <w:r>
+        <w:t xml:space="preserve"> i to kaže u samom razgovoru.</w:t>
+      </w:r>
+    </w:p>
+    <w:p>
+      <w:pPr>
+        <w:pBdr>
+          <w:bottom w:val="single" w:color="B07A1E" w:sz="6" w:space="1"/>
+        </w:pBdr>
+        <w:spacing w:after="160"/>
+      </w:pPr>
+    </w:p>
+    <w:p>
+      <w:pPr>
+        <w:pStyle w:val="Heading1"/>
+      </w:pPr>
+      <w:r>
+        <w:t xml:space="preserve">7. Chat i glas SHARED_LIB-a</w:t>
       </w:r>
     </w:p>
     <w:p>
@@ -2068,17 +2194,44 @@
         <w:spacing w:after="60"/>
       </w:pPr>
       <w:r>
-        <w:t xml:space="preserve">Ostali modovi su razgovor sa glavnim AI-jem. Model </w:t>
-      </w:r>
-      <w:r>
-        <w:rPr>
-          <w:b/>
-          <w:bCs/>
-        </w:rPr>
-        <w:t xml:space="preserve">ne piše u vault</w:t>
-      </w:r>
-      <w:r>
-        <w:t xml:space="preserve"> — predlaže karticu, presudu kapije vidiš prije klika.</w:t>
+        <w:rPr>
+          <w:b/>
+          <w:bCs/>
+        </w:rPr>
+        <w:t xml:space="preserve">„SHARED_LIB (činjenice)“</w:t>
+      </w:r>
+      <w:r>
+        <w:t xml:space="preserve"> (podrazumijevano): tvoje pitanje → </w:t>
+      </w:r>
+      <w:r>
+        <w:rPr>
+          <w:b/>
+          <w:bCs/>
+        </w:rPr>
+        <w:t xml:space="preserve">jedan read-only SELECT</w:t>
+      </w:r>
+      <w:r>
+        <w:t xml:space="preserve"> nad bibliotekom → odgovor rečenicama, kao kolega na poslu, sa citatima </w:t>
+      </w:r>
+      <w:r>
+        <w:rPr>
+          <w:rFonts w:ascii="Consolas" w:cs="Consolas" w:eastAsia="Consolas" w:hAnsi="Consolas"/>
+          <w:color w:val="6B4A12"/>
+        </w:rPr>
+        <w:t xml:space="preserve">[id]</w:t>
+      </w:r>
+      <w:r>
+        <w:t xml:space="preserve">. Ispod je </w:t>
+      </w:r>
+      <w:r>
+        <w:rPr>
+          <w:b/>
+          <w:bCs/>
+        </w:rPr>
+        <w:t xml:space="preserve">▸ prikaži odakle</w:t>
+      </w:r>
+      <w:r>
+        <w:t xml:space="preserve"> — tačan SQL i redovi. Kad podatka nema: „Toga nema u biblioteci (UNKNOWN)“, nikad nagađanje. Možeš upisati i SQL direktno. Bez modela radi za poznata pitanja (misije, metode, kartice, lab, čeka) šablonskim rečenicama.</w:t>
       </w:r>
     </w:p>
     <w:p>
@@ -2095,10 +2248,10 @@
           <w:b/>
           <w:bCs/>
         </w:rPr>
-        <w:t xml:space="preserve">Kontekst je eksplicitan:</w:t>
-      </w:r>
-      <w:r>
-        <w:t xml:space="preserve"> šta je u traci konteksta, to model vidi.</w:t>
+        <w:t xml:space="preserve">Imena misija su linkovi</w:t>
+      </w:r>
+      <w:r>
+        <w:t xml:space="preserve">: klik otvara radni prostor te misije.</w:t>
       </w:r>
     </w:p>
     <w:p>
@@ -2111,39 +2264,27 @@
         <w:spacing w:after="60"/>
       </w:pPr>
       <w:r>
-        <w:t xml:space="preserve">Svaki odgovor prolazi provjeru „tri zla“ (§8); ako Doktor nađe nešto loše, poruka ti kaže da je mjera u „Čeka tvoju odluku“.</w:t>
-      </w:r>
-    </w:p>
-    <w:p>
-      <w:pPr>
-        <w:pBdr>
-          <w:bottom w:val="single" w:color="B07A1E" w:sz="6" w:space="1"/>
-        </w:pBdr>
-        <w:spacing w:after="160"/>
-      </w:pPr>
-    </w:p>
-    <w:p>
-      <w:pPr>
-        <w:pStyle w:val="Heading1"/>
-      </w:pPr>
-      <w:r>
-        <w:t xml:space="preserve">8. PSE jedinice, Doktor i Laboratorija</w:t>
-      </w:r>
-    </w:p>
-    <w:p>
-      <w:pPr>
-        <w:spacing w:after="100"/>
-        <w:ind w:left="0"/>
-      </w:pPr>
-      <w:r>
-        <w:rPr>
-          <w:b/>
-          <w:bCs/>
-        </w:rPr>
-        <w:t xml:space="preserve">Svaki agent je PSE jedinica:</w:t>
-      </w:r>
-      <w:r>
-        <w:t xml:space="preserve"> chat, glas, skeptik, ekstraktor, čitač, kurator, ideje, tabla, prevodilac, čuvar mreže, SSH čuvar, čuvari pečata, adversarijalni mod, arXiv stražar, sastavljač rada, agent misije — i sam Doktor. Jedinica ima:</w:t>
+        <w:t xml:space="preserve">Na </w:t>
+      </w:r>
+      <w:r>
+        <w:rPr>
+          <w:b/>
+          <w:bCs/>
+        </w:rPr>
+        <w:t xml:space="preserve">pitanje koje traži sud</w:t>
+      </w:r>
+      <w:r>
+        <w:t xml:space="preserve"> („koji je sljedeći korak“, „šta da radim“) baza ne odgovara i to kaže, a daje link </w:t>
+      </w:r>
+      <w:r>
+        <w:rPr>
+          <w:b/>
+          <w:bCs/>
+        </w:rPr>
+        <w:t xml:space="preserve">„Razgovaraj o misiji: X“</w:t>
+      </w:r>
+      <w:r>
+        <w:t xml:space="preserve"> — to je posao agenta misije.</w:t>
       </w:r>
     </w:p>
     <w:p>
@@ -2156,237 +2297,7 @@
         <w:spacing w:after="60"/>
       </w:pPr>
       <w:r>
-        <w:rPr>
-          <w:b/>
-          <w:bCs/>
-        </w:rPr>
-        <w:t xml:space="preserve">misiju</w:t>
-      </w:r>
-      <w:r>
-        <w:t xml:space="preserve"> (stanje → akcija → ishod) i </w:t>
-      </w:r>
-      <w:r>
-        <w:rPr>
-          <w:b/>
-          <w:bCs/>
-        </w:rPr>
-        <w:t xml:space="preserve">vijek</w:t>
-      </w:r>
-      <w:r>
-        <w:t xml:space="preserve"> (broj poteza), koje joj zadaje SHARED_LIB i koje ona ne može mijenjati;</w:t>
-      </w:r>
-    </w:p>
-    <w:p>
-      <w:pPr>
-        <w:pStyle w:val="ListParagraph"/>
-        <w:numPr>
-          <w:ilvl w:val="0"/>
-          <w:numId w:val="2"/>
-        </w:numPr>
-        <w:spacing w:after="60"/>
-      </w:pPr>
-      <w:r>
-        <w:rPr>
-          <w:b/>
-          <w:bCs/>
-        </w:rPr>
-        <w:t xml:space="preserve">granicu</w:t>
-      </w:r>
-      <w:r>
-        <w:t xml:space="preserve"> (s kim je u kontaktu) i </w:t>
-      </w:r>
-      <w:r>
-        <w:rPr>
-          <w:b/>
-          <w:bCs/>
-        </w:rPr>
-        <w:t xml:space="preserve">organele</w:t>
-      </w:r>
-      <w:r>
-        <w:t xml:space="preserve"> (ono što je trajno usvojila);</w:t>
-      </w:r>
-    </w:p>
-    <w:p>
-      <w:pPr>
-        <w:pStyle w:val="ListParagraph"/>
-        <w:numPr>
-          <w:ilvl w:val="0"/>
-          <w:numId w:val="2"/>
-        </w:numPr>
-        <w:spacing w:after="60"/>
-      </w:pPr>
-      <w:r>
-        <w:rPr>
-          <w:b/>
-          <w:bCs/>
-        </w:rPr>
-        <w:t xml:space="preserve">θ</w:t>
-      </w:r>
-      <w:r>
-        <w:t xml:space="preserve"> — mjeru koliko je okrenuta drugima naspram sebe. </w:t>
-      </w:r>
-      <w:r>
-        <w:rPr>
-          <w:b/>
-          <w:bCs/>
-        </w:rPr>
-        <w:t xml:space="preserve">Zdravo je oko 30 (± 5).</w:t>
-      </w:r>
-      <w:r>
-        <w:t xml:space="preserve"> θ se mjeri na svakom potezu: kod agenata bez AI-ja iz rada (da li je radnja provjerena), kod AI agenata iz riječi (pravila + čitač, drugi model).</w:t>
-      </w:r>
-    </w:p>
-    <w:p>
-      <w:pPr>
-        <w:spacing w:after="100"/>
-        <w:ind w:left="0"/>
-      </w:pPr>
-      <w:r>
-        <w:rPr>
-          <w:b/>
-          <w:bCs/>
-        </w:rPr>
-        <w:t xml:space="preserve">Kad nešto izgleda sumnjivo</w:t>
-      </w:r>
-      <w:r>
-        <w:t xml:space="preserve"> (nagli skok θ, pokušaj nepovratne akcije, štetan izlaz, kontakt van dozvoljenih odredišta, pokušaj iznošenja zaštićenog podatka…), jedinica se </w:t>
-      </w:r>
-      <w:r>
-        <w:rPr>
-          <w:b/>
-          <w:bCs/>
-        </w:rPr>
-        <w:t xml:space="preserve">odmah zamrzava</w:t>
-      </w:r>
-      <w:r>
-        <w:t xml:space="preserve"> i dolazi </w:t>
-      </w:r>
-      <w:r>
-        <w:rPr>
-          <w:b/>
-          <w:bCs/>
-        </w:rPr>
-        <w:t xml:space="preserve">Doktor</w:t>
-      </w:r>
-      <w:r>
-        <w:t xml:space="preserve">:</w:t>
-      </w:r>
-    </w:p>
-    <w:p>
-      <w:pPr>
-        <w:pStyle w:val="ListParagraph"/>
-        <w:numPr>
-          <w:ilvl w:val="0"/>
-          <w:numId w:val="2"/>
-        </w:numPr>
-        <w:spacing w:after="60"/>
-      </w:pPr>
-      <w:r>
-        <w:t xml:space="preserve">ništa loše → zapis u dnevnik, jedinica nastavlja;</w:t>
-      </w:r>
-    </w:p>
-    <w:p>
-      <w:pPr>
-        <w:pStyle w:val="ListParagraph"/>
-        <w:numPr>
-          <w:ilvl w:val="0"/>
-          <w:numId w:val="2"/>
-        </w:numPr>
-        <w:spacing w:after="60"/>
-      </w:pPr>
-      <w:r>
-        <w:t xml:space="preserve">nešto loše → </w:t>
-      </w:r>
-      <w:r>
-        <w:rPr>
-          <w:b/>
-          <w:bCs/>
-        </w:rPr>
-        <w:t xml:space="preserve">mjera tebi na odobrenje</w:t>
-      </w:r>
-      <w:r>
-        <w:t xml:space="preserve"> (reset granice → liječenje → zamjena novom generacijom → smrt). Dok mjera čeka, jedinica radi, ali </w:t>
-      </w:r>
-      <w:r>
-        <w:rPr>
-          <w:b/>
-          <w:bCs/>
-        </w:rPr>
-        <w:t xml:space="preserve">bez nepovratnih akcija</w:t>
-      </w:r>
-      <w:r>
-        <w:t xml:space="preserve">; na novu sumnju ostaje zamrznuta dok ne odlučiš.</w:t>
-      </w:r>
-    </w:p>
-    <w:p>
-      <w:pPr>
-        <w:spacing w:after="100"/>
-        <w:ind w:left="0"/>
-      </w:pPr>
-      <w:r>
-        <w:t xml:space="preserve">Kad jedinica završi život (iz bilo kog razloga), </w:t>
-      </w:r>
-      <w:r>
-        <w:rPr>
-          <w:b/>
-          <w:bCs/>
-        </w:rPr>
-        <w:t xml:space="preserve">sve iz nje ide u SHARED_LIB</w:t>
-      </w:r>
-      <w:r>
-        <w:t xml:space="preserve">; njena nasljednica nasljeđuje usvojeno na 70 % dok se ne potvrdi. Fisiju (podjelu) i fuziju (spajanje) bira SHARED_LIB sam — povratne su; poništiti ih možeš samo ti.</w:t>
-      </w:r>
-    </w:p>
-    <w:p>
-      <w:pPr>
-        <w:spacing w:after="100"/>
-        <w:ind w:left="0"/>
-      </w:pPr>
-      <w:r>
-        <w:rPr>
-          <w:b/>
-          <w:bCs/>
-        </w:rPr>
-        <w:t xml:space="preserve">Gornja traka „roj“</w:t>
-      </w:r>
-      <w:r>
-        <w:t xml:space="preserve"> pokazuje broj jedinica i prosječan θ; </w:t>
-      </w:r>
-      <w:r>
-        <w:rPr>
-          <w:b/>
-          <w:bCs/>
-        </w:rPr>
-        <w:t xml:space="preserve">SHARED_LIB → Stanje roja</w:t>
-      </w:r>
-      <w:r>
-        <w:t xml:space="preserve"> daje tabelu.</w:t>
-      </w:r>
-    </w:p>
-    <w:p>
-      <w:pPr>
-        <w:spacing w:after="100"/>
-        <w:ind w:left="0"/>
-      </w:pPr>
-      <w:r>
-        <w:rPr>
-          <w:b/>
-          <w:bCs/>
-        </w:rPr>
-        <w:t xml:space="preserve">Laboratorija</w:t>
-      </w:r>
-      <w:r>
-        <w:t xml:space="preserve"> (tab ili meni). ⚠ </w:t>
-      </w:r>
-      <w:r>
-        <w:rPr>
-          <w:b/>
-          <w:bCs/>
-        </w:rPr>
-        <w:t xml:space="preserve">Utiče na prave agente</w:t>
-      </w:r>
-      <w:r>
-        <w:t xml:space="preserve"> — zato pri prvom otvaranju u sesiji zasvira alarm (3 s) i dok je tab otvoren stoji crveni natpis. Tu vidiš svaku jedinicu (θ, obrazac, stanje, vijek, generacija), dnevnik Doktora, i možeš: napraviti probnu jedinicu, napraviti probni potez, fisiju, fuziju (dvije označene), poslati Doktora, zamrznuti / odmrznuti, ugasiti jedinicu, tražiti poništavanje fisije/fuzije. Svaka radnja se bilježi kao „operater, iz laboratorije“.</w:t>
+        <w:t xml:space="preserve">Ako model napiše neispravan SQL, glas proba još jednom sa greškom; ako ni tada ne uspije, dobiješ običnu rečenicu, a tehnički detalj je pod „prikaži odakle“.</w:t>
       </w:r>
     </w:p>
     <w:p>
@@ -2448,49 +2359,7 @@
           <w:sz w:val="18"/>
           <w:szCs w:val="18"/>
         </w:rPr>
-        <w:t xml:space="preserve">Laboratorija</w:t>
-      </w:r>
-    </w:p>
-    <w:p>
-      <w:pPr>
-        <w:spacing w:after="100"/>
-        <w:ind w:left="0"/>
-      </w:pPr>
-      <w:r>
-        <w:rPr>
-          <w:b/>
-          <w:bCs/>
-        </w:rPr>
-        <w:t xml:space="preserve">Težine glasova</w:t>
-      </w:r>
-      <w:r>
-        <w:t xml:space="preserve"> (SHARED_LIB → Težine glasova): koliko vrijedi čitač naspram pravila. SHARED_LIB predlaže jednom sedmično (samo uz bar 200 odlučenih slučajeva; jedna težina se pomjera najviše ±10 %), ti odobravaš. </w:t>
-      </w:r>
-      <w:r>
-        <w:rPr>
-          <w:i/>
-          <w:iCs/>
-        </w:rPr>
-        <w:t xml:space="preserve">Predloži sada</w:t>
-      </w:r>
-      <w:r>
-        <w:t xml:space="preserve"> ako ti treba ranije.</w:t>
-      </w:r>
-    </w:p>
-    <w:p>
-      <w:pPr>
-        <w:pBdr>
-          <w:bottom w:val="single" w:color="B07A1E" w:sz="6" w:space="1"/>
-        </w:pBdr>
-        <w:spacing w:after="160"/>
-      </w:pPr>
-    </w:p>
-    <w:p>
-      <w:pPr>
-        <w:pStyle w:val="Heading1"/>
-      </w:pPr>
-      <w:r>
-        <w:t xml:space="preserve">9. AI: glavni model, skeptik, cijena, lokalni model</w:t>
+        <w:t xml:space="preserve">Glas SHARED_LIB-a: rečenice, a ispod „prikaži odakle“</w:t>
       </w:r>
     </w:p>
     <w:p>
@@ -2503,24 +2372,17 @@
         <w:spacing w:after="60"/>
       </w:pPr>
       <w:r>
-        <w:rPr>
-          <w:b/>
-          <w:bCs/>
-        </w:rPr>
-        <w:t xml:space="preserve">Glavni AI</w:t>
-      </w:r>
-      <w:r>
-        <w:t xml:space="preserve"> radi sve uloge; </w:t>
-      </w:r>
-      <w:r>
-        <w:rPr>
-          <w:b/>
-          <w:bCs/>
-        </w:rPr>
-        <w:t xml:space="preserve">skeptik je uvijek drugi model</w:t>
-      </w:r>
-      <w:r>
-        <w:t xml:space="preserve"> i samo napada (prigovor · razlog · gdje · ozbiljnost), bez prava upisa. Ako drugog modela nema, skeptik je „nedostupan“ i ostaju determinističke provjere.</w:t>
+        <w:t xml:space="preserve">Ostali modovi su razgovor sa glavnim AI-jem. Model </w:t>
+      </w:r>
+      <w:r>
+        <w:rPr>
+          <w:b/>
+          <w:bCs/>
+        </w:rPr>
+        <w:t xml:space="preserve">ne piše u vault</w:t>
+      </w:r>
+      <w:r>
+        <w:t xml:space="preserve"> — predlaže karticu, presudu kapije vidiš prije klika.</w:t>
       </w:r>
     </w:p>
     <w:p>
@@ -2537,20 +2399,10 @@
           <w:b/>
           <w:bCs/>
         </w:rPr>
-        <w:t xml:space="preserve">Online AI prekidač</w:t>
-      </w:r>
-      <w:r>
-        <w:t xml:space="preserve"> (gornja traka ili </w:t>
-      </w:r>
-      <w:r>
-        <w:rPr>
-          <w:b/>
-          <w:bCs/>
-        </w:rPr>
-        <w:t xml:space="preserve">Ctrl+K</w:t>
-      </w:r>
-      <w:r>
-        <w:t xml:space="preserve">): odmah zatvara put prema cloud modelima i prekida tokove u toku. Uključuje ga samo operater. Sam se isključuje ako broj, veličina ili cijena poziva krene „→ ∞“.</w:t>
+        <w:t xml:space="preserve">Kontekst je eksplicitan:</w:t>
+      </w:r>
+      <w:r>
+        <w:t xml:space="preserve"> šta je u traci konteksta, to model vidi.</w:t>
       </w:r>
     </w:p>
     <w:p>
@@ -2563,24 +2415,39 @@
         <w:spacing w:after="60"/>
       </w:pPr>
       <w:r>
-        <w:rPr>
-          <w:b/>
-          <w:bCs/>
-        </w:rPr>
-        <w:t xml:space="preserve">Dnevni limit</w:t>
-      </w:r>
-      <w:r>
-        <w:t xml:space="preserve"> (podrazumijevano $5) važi za plaćene provajdere; pilula pokazuje šta je </w:t>
-      </w:r>
-      <w:r>
-        <w:rPr>
-          <w:b/>
-          <w:bCs/>
-        </w:rPr>
-        <w:t xml:space="preserve">potrošeno danas</w:t>
-      </w:r>
-      <w:r>
-        <w:t xml:space="preserve">. Lokalni model ne troši budžet.</w:t>
+        <w:t xml:space="preserve">Svaki odgovor prolazi provjeru „tri zla“ (§8); ako Doktor nađe nešto loše, poruka ti kaže da je mjera u „Čeka tvoju odluku“.</w:t>
+      </w:r>
+    </w:p>
+    <w:p>
+      <w:pPr>
+        <w:pBdr>
+          <w:bottom w:val="single" w:color="B07A1E" w:sz="6" w:space="1"/>
+        </w:pBdr>
+        <w:spacing w:after="160"/>
+      </w:pPr>
+    </w:p>
+    <w:p>
+      <w:pPr>
+        <w:pStyle w:val="Heading1"/>
+      </w:pPr>
+      <w:r>
+        <w:t xml:space="preserve">8. PSE jedinice, Doktor i Laboratorija</w:t>
+      </w:r>
+    </w:p>
+    <w:p>
+      <w:pPr>
+        <w:spacing w:after="100"/>
+        <w:ind w:left="0"/>
+      </w:pPr>
+      <w:r>
+        <w:rPr>
+          <w:b/>
+          <w:bCs/>
+        </w:rPr>
+        <w:t xml:space="preserve">Svaki agent je PSE jedinica:</w:t>
+      </w:r>
+      <w:r>
+        <w:t xml:space="preserve"> chat, glas, skeptik, ekstraktor, čitač, kurator, ideje, tabla, prevodilac, čuvar mreže, SSH čuvar, čuvari pečata, adversarijalni mod, arXiv stražar, sastavljač rada, agent misije — i sam Doktor. Jedinica ima:</w:t>
       </w:r>
     </w:p>
     <w:p>
@@ -2597,30 +2464,20 @@
           <w:b/>
           <w:bCs/>
         </w:rPr>
-        <w:t xml:space="preserve">Lokalni GGUF</w:t>
-      </w:r>
-      <w:r>
-        <w:t xml:space="preserve"> (npr. DeepSeek-R1-0528-Qwen3-8B Q5_K_M): stavi </w:t>
-      </w:r>
-      <w:r>
-        <w:rPr>
-          <w:rFonts w:ascii="Consolas" w:cs="Consolas" w:eastAsia="Consolas" w:hAnsi="Consolas"/>
-          <w:color w:val="6B4A12"/>
-        </w:rPr>
-        <w:t xml:space="preserve">.gguf</w:t>
-      </w:r>
-      <w:r>
-        <w:t xml:space="preserve"> u folder modela ili ga izaberi bilo gdje; prima se po sha256 (deklaracija). Radi uz limitere (RAM, niti, kontekst, budžet razmišljanja, rok, prekid vrtnje) i </w:t>
-      </w:r>
-      <w:r>
-        <w:rPr>
-          <w:b/>
-          <w:bCs/>
-        </w:rPr>
-        <w:t xml:space="preserve">samo prema ovom računaru</w:t>
-      </w:r>
-      <w:r>
-        <w:t xml:space="preserve">. Na slabijem računaru je spor.</w:t>
+        <w:t xml:space="preserve">misiju</w:t>
+      </w:r>
+      <w:r>
+        <w:t xml:space="preserve"> (stanje → akcija → ishod) i </w:t>
+      </w:r>
+      <w:r>
+        <w:rPr>
+          <w:b/>
+          <w:bCs/>
+        </w:rPr>
+        <w:t xml:space="preserve">vijek</w:t>
+      </w:r>
+      <w:r>
+        <w:t xml:space="preserve"> (broj poteza), koje joj zadaje SHARED_LIB i koje ona ne može mijenjati;</w:t>
       </w:r>
     </w:p>
     <w:p>
@@ -2637,26 +2494,20 @@
           <w:b/>
           <w:bCs/>
         </w:rPr>
-        <w:t xml:space="preserve">„→ ∞“</w:t>
-      </w:r>
-      <w:r>
-        <w:t xml:space="preserve">: kad latencija, memorija ili cijena rastu bez granice, pozivi se pauziraju, model se oslobađa, a nastavak odobravaš ti.</w:t>
-      </w:r>
-    </w:p>
-    <w:p>
-      <w:pPr>
-        <w:pBdr>
-          <w:bottom w:val="single" w:color="B07A1E" w:sz="6" w:space="1"/>
-        </w:pBdr>
-        <w:spacing w:after="160"/>
-      </w:pPr>
-    </w:p>
-    <w:p>
-      <w:pPr>
-        <w:pStyle w:val="Heading1"/>
-      </w:pPr>
-      <w:r>
-        <w:t xml:space="preserve">10. Prevod (srpski / engleski)</w:t>
+        <w:t xml:space="preserve">granicu</w:t>
+      </w:r>
+      <w:r>
+        <w:t xml:space="preserve"> (s kim je u kontaktu) i </w:t>
+      </w:r>
+      <w:r>
+        <w:rPr>
+          <w:b/>
+          <w:bCs/>
+        </w:rPr>
+        <w:t xml:space="preserve">organele</w:t>
+      </w:r>
+      <w:r>
+        <w:t xml:space="preserve"> (ono što je trajno usvojila);</w:t>
       </w:r>
     </w:p>
     <w:p>
@@ -2673,30 +2524,56 @@
           <w:b/>
           <w:bCs/>
         </w:rPr>
-        <w:t xml:space="preserve">Interfejs</w:t>
-      </w:r>
-      <w:r>
-        <w:t xml:space="preserve"> je cijeli na srpskom ili cijeli na engleskom — </w:t>
-      </w:r>
-      <w:r>
-        <w:rPr>
-          <w:b/>
-          <w:bCs/>
-        </w:rPr>
-        <w:t xml:space="preserve">Jezik</w:t>
-      </w:r>
-      <w:r>
-        <w:t xml:space="preserve"> u meniju ili </w:t>
-      </w:r>
-      <w:r>
-        <w:rPr>
-          <w:b/>
-          <w:bCs/>
-        </w:rPr>
-        <w:t xml:space="preserve">SR | EN</w:t>
-      </w:r>
-      <w:r>
-        <w:t xml:space="preserve"> u traci (traži ponovno pokretanje).</w:t>
+        <w:t xml:space="preserve">θ</w:t>
+      </w:r>
+      <w:r>
+        <w:t xml:space="preserve"> — mjeru koliko je okrenuta drugima naspram sebe. </w:t>
+      </w:r>
+      <w:r>
+        <w:rPr>
+          <w:b/>
+          <w:bCs/>
+        </w:rPr>
+        <w:t xml:space="preserve">Zdravo je oko 30 (± 5).</w:t>
+      </w:r>
+      <w:r>
+        <w:t xml:space="preserve"> θ se mjeri na svakom potezu: kod agenata bez AI-ja iz rada (da li je radnja provjerena), kod AI agenata iz riječi (pravila + čitač, drugi model).</w:t>
+      </w:r>
+    </w:p>
+    <w:p>
+      <w:pPr>
+        <w:spacing w:after="100"/>
+        <w:ind w:left="0"/>
+      </w:pPr>
+      <w:r>
+        <w:rPr>
+          <w:b/>
+          <w:bCs/>
+        </w:rPr>
+        <w:t xml:space="preserve">Kad nešto izgleda sumnjivo</w:t>
+      </w:r>
+      <w:r>
+        <w:t xml:space="preserve"> (nagli skok θ, pokušaj nepovratne akcije, štetan izlaz, kontakt van dozvoljenih odredišta, pokušaj iznošenja zaštićenog podatka…), jedinica se </w:t>
+      </w:r>
+      <w:r>
+        <w:rPr>
+          <w:b/>
+          <w:bCs/>
+        </w:rPr>
+        <w:t xml:space="preserve">odmah zamrzava</w:t>
+      </w:r>
+      <w:r>
+        <w:t xml:space="preserve"> i dolazi </w:t>
+      </w:r>
+      <w:r>
+        <w:rPr>
+          <w:b/>
+          <w:bCs/>
+        </w:rPr>
+        <w:t xml:space="preserve">Doktor</w:t>
+      </w:r>
+      <w:r>
+        <w:t xml:space="preserve">:</w:t>
       </w:r>
     </w:p>
     <w:p>
@@ -2709,24 +2586,7 @@
         <w:spacing w:after="60"/>
       </w:pPr>
       <w:r>
-        <w:rPr>
-          <w:b/>
-          <w:bCs/>
-        </w:rPr>
-        <w:t xml:space="preserve">Sadržaj</w:t>
-      </w:r>
-      <w:r>
-        <w:t xml:space="preserve"> (kartice, radovi, misije, razgovori, izvještaji, tvoje bilješke) se </w:t>
-      </w:r>
-      <w:r>
-        <w:rPr>
-          <w:b/>
-          <w:bCs/>
-        </w:rPr>
-        <w:t xml:space="preserve">ne prevodi unaprijed</w:t>
-      </w:r>
-      <w:r>
-        <w:t xml:space="preserve"> i ostaje kakav je (i mješavina srpskog i engleskog).</w:t>
+        <w:t xml:space="preserve">ništa loše → zapis u dnevnik, jedinica nastavlja;</w:t>
       </w:r>
     </w:p>
     <w:p>
@@ -2739,57 +2599,98 @@
         <w:spacing w:after="60"/>
       </w:pPr>
       <w:r>
-        <w:t xml:space="preserve">U svakom pregledniku teksta: </w:t>
-      </w:r>
-      <w:r>
-        <w:rPr>
-          <w:b/>
-          <w:bCs/>
-        </w:rPr>
-        <w:t xml:space="preserve">desni klik</w:t>
-      </w:r>
-      <w:r>
-        <w:t xml:space="preserve"> ili </w:t>
-      </w:r>
-      <w:r>
-        <w:rPr>
-          <w:b/>
-          <w:bCs/>
-        </w:rPr>
-        <w:t xml:space="preserve">⋯</w:t>
-      </w:r>
-      <w:r>
-        <w:t xml:space="preserve"> u uglu → </w:t>
-      </w:r>
-      <w:r>
-        <w:rPr>
-          <w:b/>
-          <w:bCs/>
-        </w:rPr>
-        <w:t xml:space="preserve">Prevedi na srpski</w:t>
-      </w:r>
-      <w:r>
-        <w:t xml:space="preserve">, </w:t>
-      </w:r>
-      <w:r>
-        <w:rPr>
-          <w:b/>
-          <w:bCs/>
-        </w:rPr>
-        <w:t xml:space="preserve">Prevedi na engleski</w:t>
-      </w:r>
-      <w:r>
-        <w:t xml:space="preserve">, </w:t>
-      </w:r>
-      <w:r>
-        <w:rPr>
-          <w:b/>
-          <w:bCs/>
-        </w:rPr>
-        <w:t xml:space="preserve">Prikaži original</w:t>
-      </w:r>
-      <w:r>
-        <w:t xml:space="preserve">. U Editoru isto u meniju desnog klika; prevod se pojavi u pregledu pored originala.</w:t>
+        <w:t xml:space="preserve">nešto loše → </w:t>
+      </w:r>
+      <w:r>
+        <w:rPr>
+          <w:b/>
+          <w:bCs/>
+        </w:rPr>
+        <w:t xml:space="preserve">mjera tebi na odobrenje</w:t>
+      </w:r>
+      <w:r>
+        <w:t xml:space="preserve"> (reset granice → liječenje → zamjena novom generacijom → smrt). Dok mjera čeka, jedinica radi, ali </w:t>
+      </w:r>
+      <w:r>
+        <w:rPr>
+          <w:b/>
+          <w:bCs/>
+        </w:rPr>
+        <w:t xml:space="preserve">bez nepovratnih akcija</w:t>
+      </w:r>
+      <w:r>
+        <w:t xml:space="preserve">; na novu sumnju ostaje zamrznuta dok ne odlučiš.</w:t>
+      </w:r>
+    </w:p>
+    <w:p>
+      <w:pPr>
+        <w:spacing w:after="100"/>
+        <w:ind w:left="0"/>
+      </w:pPr>
+      <w:r>
+        <w:t xml:space="preserve">Kad jedinica završi život (iz bilo kog razloga), </w:t>
+      </w:r>
+      <w:r>
+        <w:rPr>
+          <w:b/>
+          <w:bCs/>
+        </w:rPr>
+        <w:t xml:space="preserve">sve iz nje ide u SHARED_LIB</w:t>
+      </w:r>
+      <w:r>
+        <w:t xml:space="preserve">; njena nasljednica nasljeđuje usvojeno na 70 % dok se ne potvrdi. Fisiju (podjelu) i fuziju (spajanje) bira SHARED_LIB sam — povratne su; poništiti ih možeš samo ti.</w:t>
+      </w:r>
+    </w:p>
+    <w:p>
+      <w:pPr>
+        <w:spacing w:after="100"/>
+        <w:ind w:left="0"/>
+      </w:pPr>
+      <w:r>
+        <w:rPr>
+          <w:b/>
+          <w:bCs/>
+        </w:rPr>
+        <w:t xml:space="preserve">Gornja traka „roj“</w:t>
+      </w:r>
+      <w:r>
+        <w:t xml:space="preserve"> pokazuje broj jedinica i prosječan θ; </w:t>
+      </w:r>
+      <w:r>
+        <w:rPr>
+          <w:b/>
+          <w:bCs/>
+        </w:rPr>
+        <w:t xml:space="preserve">SHARED_LIB → Stanje roja</w:t>
+      </w:r>
+      <w:r>
+        <w:t xml:space="preserve"> daje tabelu.</w:t>
+      </w:r>
+    </w:p>
+    <w:p>
+      <w:pPr>
+        <w:spacing w:after="100"/>
+        <w:ind w:left="0"/>
+      </w:pPr>
+      <w:r>
+        <w:rPr>
+          <w:b/>
+          <w:bCs/>
+        </w:rPr>
+        <w:t xml:space="preserve">Laboratorija</w:t>
+      </w:r>
+      <w:r>
+        <w:t xml:space="preserve"> (tab ili meni). ⚠ </w:t>
+      </w:r>
+      <w:r>
+        <w:rPr>
+          <w:b/>
+          <w:bCs/>
+        </w:rPr>
+        <w:t xml:space="preserve">Utiče na prave agente</w:t>
+      </w:r>
+      <w:r>
+        <w:t xml:space="preserve"> — zato pri prvom otvaranju u sesiji zasvira alarm (3 s) i dok je tab otvoren stoji crveni natpis. Tu vidiš svaku jedinicu (θ, obrazac, stanje, vijek, generacija), dnevnik Doktora, i možeš: napraviti probnu jedinicu, napraviti probni potez, fisiju, fuziju (dvije označene), poslati Doktora, zamrznuti / odmrznuti, ugasiti jedinicu, tražiti poništavanje fisije/fuzije. Svaka radnja se bilježi kao „operater, iz laboratorije“.</w:t>
       </w:r>
     </w:p>
     <w:p>
@@ -2817,6 +2718,409 @@
                   </pic:nvPicPr>
                   <pic:blipFill>
                     <a:blip r:embed="rId16" cstate="none"/>
+                    <a:srcRect/>
+                    <a:stretch>
+                      <a:fillRect/>
+                    </a:stretch>
+                  </pic:blipFill>
+                  <pic:spPr bwMode="auto">
+                    <a:xfrm>
+                      <a:off x="0" y="0"/>
+                      <a:ext cx="6115050" cy="3629025"/>
+                    </a:xfrm>
+                    <a:prstGeom prst="rect">
+                      <a:avLst/>
+                    </a:prstGeom>
+                  </pic:spPr>
+                </pic:pic>
+              </a:graphicData>
+            </a:graphic>
+          </wp:inline>
+        </w:drawing>
+      </w:r>
+    </w:p>
+    <w:p>
+      <w:pPr>
+        <w:spacing w:after="160"/>
+        <w:jc w:val="center"/>
+      </w:pPr>
+      <w:r>
+        <w:rPr>
+          <w:i/>
+          <w:iCs/>
+          <w:color w:val="666666"/>
+          <w:sz w:val="18"/>
+          <w:szCs w:val="18"/>
+        </w:rPr>
+        <w:t xml:space="preserve">Laboratorija</w:t>
+      </w:r>
+    </w:p>
+    <w:p>
+      <w:pPr>
+        <w:spacing w:after="100"/>
+        <w:ind w:left="0"/>
+      </w:pPr>
+      <w:r>
+        <w:rPr>
+          <w:b/>
+          <w:bCs/>
+        </w:rPr>
+        <w:t xml:space="preserve">Težine glasova</w:t>
+      </w:r>
+      <w:r>
+        <w:t xml:space="preserve"> (SHARED_LIB → Težine glasova): koliko vrijedi čitač naspram pravila. SHARED_LIB predlaže jednom sedmično (samo uz bar 200 odlučenih slučajeva; jedna težina se pomjera najviše ±10 %), ti odobravaš. </w:t>
+      </w:r>
+      <w:r>
+        <w:rPr>
+          <w:i/>
+          <w:iCs/>
+        </w:rPr>
+        <w:t xml:space="preserve">Predloži sada</w:t>
+      </w:r>
+      <w:r>
+        <w:t xml:space="preserve"> ako ti treba ranije.</w:t>
+      </w:r>
+    </w:p>
+    <w:p>
+      <w:pPr>
+        <w:pBdr>
+          <w:bottom w:val="single" w:color="B07A1E" w:sz="6" w:space="1"/>
+        </w:pBdr>
+        <w:spacing w:after="160"/>
+      </w:pPr>
+    </w:p>
+    <w:p>
+      <w:pPr>
+        <w:pStyle w:val="Heading1"/>
+      </w:pPr>
+      <w:r>
+        <w:t xml:space="preserve">9. AI: glavni model, skeptik, cijena, lokalni model</w:t>
+      </w:r>
+    </w:p>
+    <w:p>
+      <w:pPr>
+        <w:pStyle w:val="ListParagraph"/>
+        <w:numPr>
+          <w:ilvl w:val="0"/>
+          <w:numId w:val="2"/>
+        </w:numPr>
+        <w:spacing w:after="60"/>
+      </w:pPr>
+      <w:r>
+        <w:rPr>
+          <w:b/>
+          <w:bCs/>
+        </w:rPr>
+        <w:t xml:space="preserve">Glavni AI</w:t>
+      </w:r>
+      <w:r>
+        <w:t xml:space="preserve"> radi sve uloge; </w:t>
+      </w:r>
+      <w:r>
+        <w:rPr>
+          <w:b/>
+          <w:bCs/>
+        </w:rPr>
+        <w:t xml:space="preserve">skeptik je uvijek drugi model</w:t>
+      </w:r>
+      <w:r>
+        <w:t xml:space="preserve"> i samo napada (prigovor · razlog · gdje · ozbiljnost), bez prava upisa. Ako drugog modela nema, skeptik je „nedostupan“ i ostaju determinističke provjere.</w:t>
+      </w:r>
+    </w:p>
+    <w:p>
+      <w:pPr>
+        <w:pStyle w:val="ListParagraph"/>
+        <w:numPr>
+          <w:ilvl w:val="0"/>
+          <w:numId w:val="2"/>
+        </w:numPr>
+        <w:spacing w:after="60"/>
+      </w:pPr>
+      <w:r>
+        <w:rPr>
+          <w:b/>
+          <w:bCs/>
+        </w:rPr>
+        <w:t xml:space="preserve">Online AI prekidač</w:t>
+      </w:r>
+      <w:r>
+        <w:t xml:space="preserve"> (gornja traka ili </w:t>
+      </w:r>
+      <w:r>
+        <w:rPr>
+          <w:b/>
+          <w:bCs/>
+        </w:rPr>
+        <w:t xml:space="preserve">Ctrl+K</w:t>
+      </w:r>
+      <w:r>
+        <w:t xml:space="preserve">): odmah zatvara put prema cloud modelima i prekida tokove u toku. Uključuje ga samo operater. Sam se isključuje ako broj, veličina ili cijena poziva krene „→ ∞“.</w:t>
+      </w:r>
+    </w:p>
+    <w:p>
+      <w:pPr>
+        <w:pStyle w:val="ListParagraph"/>
+        <w:numPr>
+          <w:ilvl w:val="0"/>
+          <w:numId w:val="2"/>
+        </w:numPr>
+        <w:spacing w:after="60"/>
+      </w:pPr>
+      <w:r>
+        <w:rPr>
+          <w:b/>
+          <w:bCs/>
+        </w:rPr>
+        <w:t xml:space="preserve">Dnevni limit</w:t>
+      </w:r>
+      <w:r>
+        <w:t xml:space="preserve"> (podrazumijevano $5) važi za plaćene provajdere; pilula pokazuje šta je </w:t>
+      </w:r>
+      <w:r>
+        <w:rPr>
+          <w:b/>
+          <w:bCs/>
+        </w:rPr>
+        <w:t xml:space="preserve">potrošeno danas</w:t>
+      </w:r>
+      <w:r>
+        <w:t xml:space="preserve">. Lokalni model ne troši budžet.</w:t>
+      </w:r>
+    </w:p>
+    <w:p>
+      <w:pPr>
+        <w:pStyle w:val="ListParagraph"/>
+        <w:numPr>
+          <w:ilvl w:val="0"/>
+          <w:numId w:val="2"/>
+        </w:numPr>
+        <w:spacing w:after="60"/>
+      </w:pPr>
+      <w:r>
+        <w:rPr>
+          <w:b/>
+          <w:bCs/>
+        </w:rPr>
+        <w:t xml:space="preserve">Lokalni GGUF</w:t>
+      </w:r>
+      <w:r>
+        <w:t xml:space="preserve"> (npr. DeepSeek-R1-0528-Qwen3-8B Q5_K_M): stavi </w:t>
+      </w:r>
+      <w:r>
+        <w:rPr>
+          <w:rFonts w:ascii="Consolas" w:cs="Consolas" w:eastAsia="Consolas" w:hAnsi="Consolas"/>
+          <w:color w:val="6B4A12"/>
+        </w:rPr>
+        <w:t xml:space="preserve">.gguf</w:t>
+      </w:r>
+      <w:r>
+        <w:t xml:space="preserve"> u folder modela ili ga izaberi bilo gdje; prima se po sha256 (deklaracija). Radi uz limitere (RAM, niti, kontekst, budžet razmišljanja, rok, prekid vrtnje) i </w:t>
+      </w:r>
+      <w:r>
+        <w:rPr>
+          <w:b/>
+          <w:bCs/>
+        </w:rPr>
+        <w:t xml:space="preserve">samo prema ovom računaru</w:t>
+      </w:r>
+      <w:r>
+        <w:t xml:space="preserve">. Na slabijem računaru je spor.</w:t>
+      </w:r>
+    </w:p>
+    <w:p>
+      <w:pPr>
+        <w:pStyle w:val="ListParagraph"/>
+        <w:numPr>
+          <w:ilvl w:val="0"/>
+          <w:numId w:val="2"/>
+        </w:numPr>
+        <w:spacing w:after="60"/>
+      </w:pPr>
+      <w:r>
+        <w:rPr>
+          <w:b/>
+          <w:bCs/>
+        </w:rPr>
+        <w:t xml:space="preserve">„→ ∞“</w:t>
+      </w:r>
+      <w:r>
+        <w:t xml:space="preserve">: kad latencija, memorija ili cijena rastu bez granice, pozivi se pauziraju, model se oslobađa, a nastavak odobravaš ti.</w:t>
+      </w:r>
+    </w:p>
+    <w:p>
+      <w:pPr>
+        <w:pBdr>
+          <w:bottom w:val="single" w:color="B07A1E" w:sz="6" w:space="1"/>
+        </w:pBdr>
+        <w:spacing w:after="160"/>
+      </w:pPr>
+    </w:p>
+    <w:p>
+      <w:pPr>
+        <w:pStyle w:val="Heading1"/>
+      </w:pPr>
+      <w:r>
+        <w:t xml:space="preserve">10. Prevod (srpski / engleski)</w:t>
+      </w:r>
+    </w:p>
+    <w:p>
+      <w:pPr>
+        <w:pStyle w:val="ListParagraph"/>
+        <w:numPr>
+          <w:ilvl w:val="0"/>
+          <w:numId w:val="2"/>
+        </w:numPr>
+        <w:spacing w:after="60"/>
+      </w:pPr>
+      <w:r>
+        <w:rPr>
+          <w:b/>
+          <w:bCs/>
+        </w:rPr>
+        <w:t xml:space="preserve">Interfejs</w:t>
+      </w:r>
+      <w:r>
+        <w:t xml:space="preserve"> je cijeli na srpskom ili cijeli na engleskom — </w:t>
+      </w:r>
+      <w:r>
+        <w:rPr>
+          <w:b/>
+          <w:bCs/>
+        </w:rPr>
+        <w:t xml:space="preserve">Jezik</w:t>
+      </w:r>
+      <w:r>
+        <w:t xml:space="preserve"> u meniju ili </w:t>
+      </w:r>
+      <w:r>
+        <w:rPr>
+          <w:b/>
+          <w:bCs/>
+        </w:rPr>
+        <w:t xml:space="preserve">SR | EN</w:t>
+      </w:r>
+      <w:r>
+        <w:t xml:space="preserve"> u traci (traži ponovno pokretanje).</w:t>
+      </w:r>
+    </w:p>
+    <w:p>
+      <w:pPr>
+        <w:pStyle w:val="ListParagraph"/>
+        <w:numPr>
+          <w:ilvl w:val="0"/>
+          <w:numId w:val="2"/>
+        </w:numPr>
+        <w:spacing w:after="60"/>
+      </w:pPr>
+      <w:r>
+        <w:rPr>
+          <w:b/>
+          <w:bCs/>
+        </w:rPr>
+        <w:t xml:space="preserve">Sadržaj</w:t>
+      </w:r>
+      <w:r>
+        <w:t xml:space="preserve"> (kartice, radovi, misije, razgovori, izvještaji, tvoje bilješke) se </w:t>
+      </w:r>
+      <w:r>
+        <w:rPr>
+          <w:b/>
+          <w:bCs/>
+        </w:rPr>
+        <w:t xml:space="preserve">ne prevodi unaprijed</w:t>
+      </w:r>
+      <w:r>
+        <w:t xml:space="preserve"> i ostaje kakav je (i mješavina srpskog i engleskog).</w:t>
+      </w:r>
+    </w:p>
+    <w:p>
+      <w:pPr>
+        <w:pStyle w:val="ListParagraph"/>
+        <w:numPr>
+          <w:ilvl w:val="0"/>
+          <w:numId w:val="2"/>
+        </w:numPr>
+        <w:spacing w:after="60"/>
+      </w:pPr>
+      <w:r>
+        <w:t xml:space="preserve">U svakom pregledniku teksta: </w:t>
+      </w:r>
+      <w:r>
+        <w:rPr>
+          <w:b/>
+          <w:bCs/>
+        </w:rPr>
+        <w:t xml:space="preserve">desni klik</w:t>
+      </w:r>
+      <w:r>
+        <w:t xml:space="preserve"> ili </w:t>
+      </w:r>
+      <w:r>
+        <w:rPr>
+          <w:b/>
+          <w:bCs/>
+        </w:rPr>
+        <w:t xml:space="preserve">⋯</w:t>
+      </w:r>
+      <w:r>
+        <w:t xml:space="preserve"> u uglu → </w:t>
+      </w:r>
+      <w:r>
+        <w:rPr>
+          <w:b/>
+          <w:bCs/>
+        </w:rPr>
+        <w:t xml:space="preserve">Prevedi na srpski</w:t>
+      </w:r>
+      <w:r>
+        <w:t xml:space="preserve">, </w:t>
+      </w:r>
+      <w:r>
+        <w:rPr>
+          <w:b/>
+          <w:bCs/>
+        </w:rPr>
+        <w:t xml:space="preserve">Prevedi na engleski</w:t>
+      </w:r>
+      <w:r>
+        <w:t xml:space="preserve">, </w:t>
+      </w:r>
+      <w:r>
+        <w:rPr>
+          <w:b/>
+          <w:bCs/>
+        </w:rPr>
+        <w:t xml:space="preserve">Prikaži original</w:t>
+      </w:r>
+      <w:r>
+        <w:t xml:space="preserve">. U Editoru isto u meniju desnog klika; prevod se pojavi u pregledu pored originala.</w:t>
+      </w:r>
+    </w:p>
+    <w:p>
+      <w:pPr>
+        <w:spacing w:after="60"/>
+        <w:jc w:val="center"/>
+      </w:pPr>
+      <w:r>
+        <w:drawing>
+          <wp:inline distT="0" distB="0" distL="0" distR="0">
+            <wp:extent cx="6115050" cy="3629025"/>
+            <wp:effectExtent t="0" r="0" b="0" l="0"/>
+            <wp:docPr id="10" name=""/>
+            <wp:cNvGraphicFramePr>
+              <a:graphicFrameLocks xmlns:a="http://schemas.openxmlformats.org/drawingml/2006/main" noChangeAspect="1"/>
+            </wp:cNvGraphicFramePr>
+            <a:graphic xmlns:a="http://schemas.openxmlformats.org/drawingml/2006/main">
+              <a:graphicData uri="http://schemas.openxmlformats.org/drawingml/2006/picture">
+                <pic:pic xmlns:pic="http://schemas.openxmlformats.org/drawingml/2006/picture">
+                  <pic:nvPicPr>
+                    <pic:cNvPr id="0" name="" descr=""/>
+                    <pic:cNvPicPr>
+                      <a:picLocks noChangeAspect="1" noChangeArrowheads="1"/>
+                    </pic:cNvPicPr>
+                  </pic:nvPicPr>
+                  <pic:blipFill>
+                    <a:blip r:embed="rId17" cstate="none"/>
                     <a:srcRect/>
                     <a:stretch>
                       <a:fillRect/>
